--- a/8/ТЕМА_7.docx
+++ b/8/ТЕМА_7.docx
@@ -22,7 +22,7 @@
           <w:sz w:val="28"/>
           <w:szCs w:val="28"/>
         </w:rPr>
-        <w:t>6</w:t>
+        <w:t>7</w:t>
       </w:r>
       <w:r>
         <w:rPr>
@@ -175,7 +175,6 @@
         <w:t xml:space="preserve"> </w:t>
       </w:r>
       <w:proofErr w:type="spellStart"/>
-      <w:proofErr w:type="gramStart"/>
       <w:r>
         <w:rPr>
           <w:sz w:val="28"/>
@@ -192,7 +191,6 @@
         </w:rPr>
         <w:t>(</w:t>
       </w:r>
-      <w:proofErr w:type="gramEnd"/>
       <w:r>
         <w:rPr>
           <w:sz w:val="28"/>
@@ -303,26 +301,17 @@
         <w:rPr>
           <w:sz w:val="28"/>
           <w:szCs w:val="28"/>
-        </w:rPr>
-      </w:pPr>
-      <w:r>
-        <w:rPr>
-          <w:sz w:val="28"/>
-          <w:szCs w:val="28"/>
-          <w:lang w:val="en-US"/>
-        </w:rPr>
-        <w:t xml:space="preserve">using </w:t>
-      </w:r>
-      <w:proofErr w:type="gramStart"/>
-      <w:r>
-        <w:rPr>
-          <w:sz w:val="28"/>
-          <w:szCs w:val="28"/>
-          <w:lang w:val="en-US"/>
-        </w:rPr>
-        <w:t>System;</w:t>
-      </w:r>
-      <w:proofErr w:type="gramEnd"/>
+          <w:lang w:val="en-US"/>
+        </w:rPr>
+      </w:pPr>
+      <w:r>
+        <w:rPr>
+          <w:sz w:val="28"/>
+          <w:szCs w:val="28"/>
+          <w:lang w:val="en-US"/>
+        </w:rPr>
+        <w:t>using System;</w:t>
+      </w:r>
     </w:p>
     <w:p>
       <w:pPr>
@@ -344,7 +333,6 @@
         <w:t xml:space="preserve">public class </w:t>
       </w:r>
       <w:proofErr w:type="spellStart"/>
-      <w:proofErr w:type="gramStart"/>
       <w:r>
         <w:rPr>
           <w:sz w:val="28"/>
@@ -360,16 +348,7 @@
           <w:szCs w:val="28"/>
           <w:lang w:val="en-US"/>
         </w:rPr>
-        <w:t xml:space="preserve"> :</w:t>
-      </w:r>
-      <w:proofErr w:type="gramEnd"/>
-      <w:r>
-        <w:rPr>
-          <w:sz w:val="28"/>
-          <w:szCs w:val="28"/>
-          <w:lang w:val="en-US"/>
-        </w:rPr>
-        <w:t xml:space="preserve"> Exception</w:t>
+        <w:t xml:space="preserve"> : Exception</w:t>
       </w:r>
     </w:p>
     <w:p>
@@ -412,7 +391,6 @@
         <w:t xml:space="preserve">    public </w:t>
       </w:r>
       <w:proofErr w:type="spellStart"/>
-      <w:proofErr w:type="gramStart"/>
       <w:r>
         <w:rPr>
           <w:sz w:val="28"/>
@@ -428,16 +406,7 @@
           <w:szCs w:val="28"/>
           <w:lang w:val="en-US"/>
         </w:rPr>
-        <w:t>(</w:t>
-      </w:r>
-      <w:proofErr w:type="gramEnd"/>
-      <w:r>
-        <w:rPr>
-          <w:sz w:val="28"/>
-          <w:szCs w:val="28"/>
-          <w:lang w:val="en-US"/>
-        </w:rPr>
-        <w:t>)</w:t>
+        <w:t>()</w:t>
       </w:r>
     </w:p>
     <w:p>
@@ -457,25 +426,7 @@
           <w:szCs w:val="28"/>
           <w:lang w:val="en-US"/>
         </w:rPr>
-        <w:t xml:space="preserve">        : </w:t>
-      </w:r>
-      <w:proofErr w:type="gramStart"/>
-      <w:r>
-        <w:rPr>
-          <w:sz w:val="28"/>
-          <w:szCs w:val="28"/>
-          <w:lang w:val="en-US"/>
-        </w:rPr>
-        <w:t>base(</w:t>
-      </w:r>
-      <w:proofErr w:type="gramEnd"/>
-      <w:r>
-        <w:rPr>
-          <w:sz w:val="28"/>
-          <w:szCs w:val="28"/>
-          <w:lang w:val="en-US"/>
-        </w:rPr>
-        <w:t>"</w:t>
+        <w:t>        : base("</w:t>
       </w:r>
       <w:r>
         <w:rPr>
@@ -566,6 +517,7 @@
         <w:rPr>
           <w:sz w:val="28"/>
           <w:szCs w:val="28"/>
+          <w:lang w:val="en-US"/>
         </w:rPr>
       </w:pPr>
       <w:r>
@@ -597,7 +549,6 @@
         <w:t xml:space="preserve">    public </w:t>
       </w:r>
       <w:proofErr w:type="spellStart"/>
-      <w:proofErr w:type="gramStart"/>
       <w:r>
         <w:rPr>
           <w:sz w:val="28"/>
@@ -613,16 +564,7 @@
           <w:szCs w:val="28"/>
           <w:lang w:val="en-US"/>
         </w:rPr>
-        <w:t>(</w:t>
-      </w:r>
-      <w:proofErr w:type="gramEnd"/>
-      <w:r>
-        <w:rPr>
-          <w:sz w:val="28"/>
-          <w:szCs w:val="28"/>
-          <w:lang w:val="en-US"/>
-        </w:rPr>
-        <w:t>string message)</w:t>
+        <w:t>(string message)</w:t>
       </w:r>
     </w:p>
     <w:p>
@@ -673,6 +615,7 @@
         <w:rPr>
           <w:sz w:val="28"/>
           <w:szCs w:val="28"/>
+          <w:lang w:val="en-US"/>
         </w:rPr>
       </w:pPr>
       <w:r>
@@ -704,7 +647,6 @@
         <w:t xml:space="preserve">    public </w:t>
       </w:r>
       <w:proofErr w:type="spellStart"/>
-      <w:proofErr w:type="gramStart"/>
       <w:r>
         <w:rPr>
           <w:sz w:val="28"/>
@@ -720,16 +662,7 @@
           <w:szCs w:val="28"/>
           <w:lang w:val="en-US"/>
         </w:rPr>
-        <w:t>(</w:t>
-      </w:r>
-      <w:proofErr w:type="gramEnd"/>
-      <w:r>
-        <w:rPr>
-          <w:sz w:val="28"/>
-          <w:szCs w:val="28"/>
-          <w:lang w:val="en-US"/>
-        </w:rPr>
-        <w:t xml:space="preserve">string message, Exception </w:t>
+        <w:t xml:space="preserve">(string message, Exception </w:t>
       </w:r>
       <w:proofErr w:type="spellStart"/>
       <w:r>
@@ -767,25 +700,7 @@
           <w:szCs w:val="28"/>
           <w:lang w:val="en-US"/>
         </w:rPr>
-        <w:t xml:space="preserve">        : </w:t>
-      </w:r>
-      <w:proofErr w:type="gramStart"/>
-      <w:r>
-        <w:rPr>
-          <w:sz w:val="28"/>
-          <w:szCs w:val="28"/>
-          <w:lang w:val="en-US"/>
-        </w:rPr>
-        <w:t>base(</w:t>
-      </w:r>
-      <w:proofErr w:type="gramEnd"/>
-      <w:r>
-        <w:rPr>
-          <w:sz w:val="28"/>
-          <w:szCs w:val="28"/>
-          <w:lang w:val="en-US"/>
-        </w:rPr>
-        <w:t xml:space="preserve">message, </w:t>
+        <w:t xml:space="preserve">        : base(message, </w:t>
       </w:r>
       <w:proofErr w:type="spellStart"/>
       <w:r>
@@ -936,7 +851,6 @@
         <w:t xml:space="preserve">    public void </w:t>
       </w:r>
       <w:proofErr w:type="spellStart"/>
-      <w:proofErr w:type="gramStart"/>
       <w:r>
         <w:rPr>
           <w:sz w:val="28"/>
@@ -952,16 +866,7 @@
           <w:szCs w:val="28"/>
           <w:lang w:val="en-US"/>
         </w:rPr>
-        <w:t>(</w:t>
-      </w:r>
-      <w:proofErr w:type="gramEnd"/>
-      <w:r>
-        <w:rPr>
-          <w:sz w:val="28"/>
-          <w:szCs w:val="28"/>
-          <w:lang w:val="en-US"/>
-        </w:rPr>
-        <w:t>string phone)</w:t>
+        <w:t>(string phone)</w:t>
       </w:r>
     </w:p>
     <w:p>
@@ -1004,7 +909,6 @@
         <w:t>        if (</w:t>
       </w:r>
       <w:proofErr w:type="spellStart"/>
-      <w:proofErr w:type="gramStart"/>
       <w:r>
         <w:rPr>
           <w:sz w:val="28"/>
@@ -1014,7 +918,6 @@
         <w:t>string.IsNullOrWhiteSpace</w:t>
       </w:r>
       <w:proofErr w:type="spellEnd"/>
-      <w:proofErr w:type="gramEnd"/>
       <w:r>
         <w:rPr>
           <w:sz w:val="28"/>
@@ -1032,6 +935,7 @@
         <w:rPr>
           <w:sz w:val="28"/>
           <w:szCs w:val="28"/>
+          <w:lang w:val="en-US"/>
         </w:rPr>
       </w:pPr>
       <w:r>
@@ -1043,7 +947,6 @@
         <w:t xml:space="preserve">            throw new </w:t>
       </w:r>
       <w:proofErr w:type="spellStart"/>
-      <w:proofErr w:type="gramStart"/>
       <w:r>
         <w:rPr>
           <w:sz w:val="28"/>
@@ -1059,16 +962,7 @@
           <w:szCs w:val="28"/>
           <w:lang w:val="en-US"/>
         </w:rPr>
-        <w:t>(</w:t>
-      </w:r>
-      <w:proofErr w:type="gramEnd"/>
-      <w:r>
-        <w:rPr>
-          <w:sz w:val="28"/>
-          <w:szCs w:val="28"/>
-          <w:lang w:val="en-US"/>
-        </w:rPr>
-        <w:t>"</w:t>
+        <w:t>("</w:t>
       </w:r>
       <w:r>
         <w:rPr>
@@ -1166,7 +1060,6 @@
         <w:t>        if (</w:t>
       </w:r>
       <w:proofErr w:type="spellStart"/>
-      <w:proofErr w:type="gramStart"/>
       <w:r>
         <w:rPr>
           <w:sz w:val="28"/>
@@ -1176,7 +1069,6 @@
         <w:t>phone.Length</w:t>
       </w:r>
       <w:proofErr w:type="spellEnd"/>
-      <w:proofErr w:type="gramEnd"/>
       <w:r>
         <w:rPr>
           <w:sz w:val="28"/>
@@ -1206,7 +1098,6 @@
         <w:t xml:space="preserve">            throw new </w:t>
       </w:r>
       <w:proofErr w:type="spellStart"/>
-      <w:proofErr w:type="gramStart"/>
       <w:r>
         <w:rPr>
           <w:sz w:val="28"/>
@@ -1222,16 +1113,7 @@
           <w:szCs w:val="28"/>
           <w:lang w:val="en-US"/>
         </w:rPr>
-        <w:t>(</w:t>
-      </w:r>
-      <w:proofErr w:type="gramEnd"/>
-      <w:r>
-        <w:rPr>
-          <w:sz w:val="28"/>
-          <w:szCs w:val="28"/>
-          <w:lang w:val="en-US"/>
-        </w:rPr>
-        <w:t>"</w:t>
+        <w:t>("</w:t>
       </w:r>
       <w:r>
         <w:rPr>
@@ -1363,16 +1245,7 @@
           <w:szCs w:val="28"/>
           <w:lang w:val="en-US"/>
         </w:rPr>
-        <w:t xml:space="preserve">            if </w:t>
-      </w:r>
-      <w:proofErr w:type="gramStart"/>
-      <w:r>
-        <w:rPr>
-          <w:sz w:val="28"/>
-          <w:szCs w:val="28"/>
-          <w:lang w:val="en-US"/>
-        </w:rPr>
-        <w:t>(!</w:t>
+        <w:t>            if (!</w:t>
       </w:r>
       <w:proofErr w:type="spellStart"/>
       <w:r>
@@ -1381,16 +1254,7 @@
           <w:szCs w:val="28"/>
           <w:lang w:val="en-US"/>
         </w:rPr>
-        <w:t>char</w:t>
-      </w:r>
-      <w:proofErr w:type="gramEnd"/>
-      <w:r>
-        <w:rPr>
-          <w:sz w:val="28"/>
-          <w:szCs w:val="28"/>
-          <w:lang w:val="en-US"/>
-        </w:rPr>
-        <w:t>.IsDigit</w:t>
+        <w:t>char.IsDigit</w:t>
       </w:r>
       <w:proofErr w:type="spellEnd"/>
       <w:r>
@@ -1410,6 +1274,7 @@
         <w:rPr>
           <w:sz w:val="28"/>
           <w:szCs w:val="28"/>
+          <w:lang w:val="en-US"/>
         </w:rPr>
       </w:pPr>
       <w:r>
@@ -1421,7 +1286,6 @@
         <w:t xml:space="preserve">                throw new </w:t>
       </w:r>
       <w:proofErr w:type="spellStart"/>
-      <w:proofErr w:type="gramStart"/>
       <w:r>
         <w:rPr>
           <w:sz w:val="28"/>
@@ -1437,16 +1301,7 @@
           <w:szCs w:val="28"/>
           <w:lang w:val="en-US"/>
         </w:rPr>
-        <w:t>(</w:t>
-      </w:r>
-      <w:proofErr w:type="gramEnd"/>
-      <w:r>
-        <w:rPr>
-          <w:sz w:val="28"/>
-          <w:szCs w:val="28"/>
-          <w:lang w:val="en-US"/>
-        </w:rPr>
-        <w:t>"</w:t>
+        <w:t>("</w:t>
       </w:r>
       <w:r>
         <w:rPr>
@@ -1517,6 +1372,7 @@
         <w:rPr>
           <w:sz w:val="28"/>
           <w:szCs w:val="28"/>
+          <w:lang w:val="en-US"/>
         </w:rPr>
       </w:pPr>
     </w:p>
@@ -1528,6 +1384,7 @@
         <w:rPr>
           <w:sz w:val="28"/>
           <w:szCs w:val="28"/>
+          <w:lang w:val="en-US"/>
         </w:rPr>
       </w:pPr>
     </w:p>
@@ -1539,6 +1396,7 @@
         <w:rPr>
           <w:sz w:val="28"/>
           <w:szCs w:val="28"/>
+          <w:lang w:val="en-US"/>
         </w:rPr>
       </w:pPr>
     </w:p>
@@ -1638,6 +1496,7 @@
         <w:rPr>
           <w:sz w:val="28"/>
           <w:szCs w:val="28"/>
+          <w:lang w:val="en-US"/>
         </w:rPr>
       </w:pPr>
       <w:r>
@@ -1706,25 +1565,7 @@
           <w:szCs w:val="28"/>
           <w:lang w:val="en-US"/>
         </w:rPr>
-        <w:t xml:space="preserve">    public static void </w:t>
-      </w:r>
-      <w:proofErr w:type="gramStart"/>
-      <w:r>
-        <w:rPr>
-          <w:sz w:val="28"/>
-          <w:szCs w:val="28"/>
-          <w:lang w:val="en-US"/>
-        </w:rPr>
-        <w:t>Main(</w:t>
-      </w:r>
-      <w:proofErr w:type="gramEnd"/>
-      <w:r>
-        <w:rPr>
-          <w:sz w:val="28"/>
-          <w:szCs w:val="28"/>
-          <w:lang w:val="en-US"/>
-        </w:rPr>
-        <w:t>)</w:t>
+        <w:t>    public static void Main()</w:t>
       </w:r>
     </w:p>
     <w:p>
@@ -1755,6 +1596,7 @@
         <w:rPr>
           <w:sz w:val="28"/>
           <w:szCs w:val="28"/>
+          <w:lang w:val="en-US"/>
         </w:rPr>
       </w:pPr>
       <w:r>
@@ -1784,7 +1626,6 @@
         <w:t xml:space="preserve"> validator = new </w:t>
       </w:r>
       <w:proofErr w:type="spellStart"/>
-      <w:proofErr w:type="gramStart"/>
       <w:r>
         <w:rPr>
           <w:sz w:val="28"/>
@@ -1800,16 +1641,7 @@
           <w:szCs w:val="28"/>
           <w:lang w:val="en-US"/>
         </w:rPr>
-        <w:t>(</w:t>
-      </w:r>
-      <w:proofErr w:type="gramEnd"/>
-      <w:r>
-        <w:rPr>
-          <w:sz w:val="28"/>
-          <w:szCs w:val="28"/>
-          <w:lang w:val="en-US"/>
-        </w:rPr>
-        <w:t>);</w:t>
+        <w:t>();</w:t>
       </w:r>
     </w:p>
     <w:p>
@@ -1872,7 +1704,6 @@
         <w:t xml:space="preserve">            </w:t>
       </w:r>
       <w:proofErr w:type="spellStart"/>
-      <w:proofErr w:type="gramStart"/>
       <w:r>
         <w:rPr>
           <w:sz w:val="28"/>
@@ -1882,7 +1713,6 @@
         <w:t>validator.ValidatePhoneNumber</w:t>
       </w:r>
       <w:proofErr w:type="spellEnd"/>
-      <w:proofErr w:type="gramEnd"/>
       <w:r>
         <w:rPr>
           <w:sz w:val="28"/>
@@ -2023,7 +1853,6 @@
         <w:t>: {</w:t>
       </w:r>
       <w:proofErr w:type="spellStart"/>
-      <w:proofErr w:type="gramStart"/>
       <w:r>
         <w:rPr>
           <w:sz w:val="28"/>
@@ -2033,7 +1862,6 @@
         <w:t>ex.Message</w:t>
       </w:r>
       <w:proofErr w:type="spellEnd"/>
-      <w:proofErr w:type="gramEnd"/>
       <w:r>
         <w:rPr>
           <w:sz w:val="28"/>
@@ -2355,6 +2183,7 @@
       <w:r>
         <w:rPr>
           <w:b/>
+          <w:noProof/>
           <w:sz w:val="32"/>
           <w:szCs w:val="32"/>
           <w:lang w:val="en-US"/>
@@ -3415,21 +3244,12 @@
                             </w:rPr>
                             <w:t>40</w:t>
                           </w:r>
-                          <w:proofErr w:type="gramStart"/>
                           <w:r>
                             <w:rPr>
                               <w:sz w:val="28"/>
                               <w:szCs w:val="28"/>
                             </w:rPr>
-                            <w:t>ТП..</w:t>
-                          </w:r>
-                          <w:proofErr w:type="gramEnd"/>
-                          <w:r>
-                            <w:rPr>
-                              <w:sz w:val="28"/>
-                              <w:szCs w:val="28"/>
-                            </w:rPr>
-                            <w:t>2</w:t>
+                            <w:t>ТП..2</w:t>
                           </w:r>
                           <w:r>
                             <w:rPr>
@@ -4657,7 +4477,6 @@
                             <w:t xml:space="preserve"> </w:t>
                           </w:r>
                           <w:proofErr w:type="spellStart"/>
-                          <w:proofErr w:type="gramStart"/>
                           <w:r>
                             <w:rPr>
                               <w:rFonts w:ascii="ISOCPEUR" w:hAnsi="ISOCPEUR"/>
@@ -4667,7 +4486,6 @@
                             <w:t>Н.контр</w:t>
                           </w:r>
                           <w:proofErr w:type="spellEnd"/>
-                          <w:proofErr w:type="gramEnd"/>
                           <w:r>
                             <w:rPr>
                               <w:rFonts w:ascii="ISOCPEUR" w:hAnsi="ISOCPEUR"/>
@@ -6871,16 +6689,8 @@
                             <w:rPr>
                               <w:sz w:val="18"/>
                             </w:rPr>
-                            <w:t xml:space="preserve">Коробов </w:t>
+                            <w:t>Коробов Н.Д.</w:t>
                           </w:r>
-                          <w:proofErr w:type="gramStart"/>
-                          <w:r>
-                            <w:rPr>
-                              <w:sz w:val="18"/>
-                            </w:rPr>
-                            <w:t>Н.Д.</w:t>
-                          </w:r>
-                          <w:proofErr w:type="gramEnd"/>
                         </w:p>
                       </w:txbxContent>
                     </wps:txbx>
@@ -7017,7 +6827,6 @@
                             </w:rPr>
                             <w:t>40</w:t>
                           </w:r>
-                          <w:proofErr w:type="gramStart"/>
                           <w:r>
                             <w:rPr>
                               <w:sz w:val="28"/>
@@ -7025,7 +6834,6 @@
                             </w:rPr>
                             <w:t>ТП..</w:t>
                           </w:r>
-                          <w:proofErr w:type="gramEnd"/>
                           <w:r>
                             <w:rPr>
                               <w:sz w:val="28"/>
@@ -12113,6 +11921,7 @@
   <w:style w:type="character" w:default="1" w:styleId="a0">
     <w:name w:val="Default Paragraph Font"/>
     <w:uiPriority w:val="1"/>
+    <w:semiHidden/>
     <w:unhideWhenUsed/>
   </w:style>
   <w:style w:type="table" w:default="1" w:styleId="a1">
